--- a/SCSS.docx
+++ b/SCSS.docx
@@ -23,11 +23,9 @@
       <w:r>
         <w:t xml:space="preserve">SCSS (Sassy CSS) is a CSS </w:t>
       </w:r>
-      <w:proofErr w:type="spellStart"/>
-      <w:r>
-        <w:t>preprocessor</w:t>
-      </w:r>
-      <w:proofErr w:type="spellEnd"/>
+      <w:r>
+        <w:t>pre-processor</w:t>
+      </w:r>
       <w:r>
         <w:t>. It extends CSS by adding programming-like features such as:</w:t>
       </w:r>
@@ -160,16 +158,26 @@
         <w:rPr>
           <w:b/>
         </w:rPr>
-        <w:t xml:space="preserve">What is a CSS </w:t>
-      </w:r>
-      <w:proofErr w:type="spellStart"/>
+        <w:t xml:space="preserve">What </w:t>
+      </w:r>
       <w:r>
         <w:rPr>
           <w:b/>
         </w:rPr>
-        <w:t>Preprocessor</w:t>
-      </w:r>
-      <w:proofErr w:type="spellEnd"/>
+        <w:t>are</w:t>
+      </w:r>
+      <w:r>
+        <w:rPr>
+          <w:b/>
+        </w:rPr>
+        <w:t xml:space="preserve"> a CSS </w:t>
+      </w:r>
+      <w:r>
+        <w:rPr>
+          <w:b/>
+        </w:rPr>
+        <w:t>Pre-processors</w:t>
+      </w:r>
       <w:r>
         <w:rPr>
           <w:b/>
@@ -184,11 +192,9 @@
       <w:r>
         <w:t xml:space="preserve">A CSS </w:t>
       </w:r>
-      <w:proofErr w:type="spellStart"/>
-      <w:r>
-        <w:t>preprocessor</w:t>
-      </w:r>
-      <w:proofErr w:type="spellEnd"/>
+      <w:r>
+        <w:t>pre-processor</w:t>
+      </w:r>
       <w:r>
         <w:t xml:space="preserve"> lets you write CSS more efficiently.</w:t>
       </w:r>
@@ -260,6 +266,8 @@
       <w:pPr>
         <w:pStyle w:val="NoSpacing"/>
       </w:pPr>
+      <w:bookmarkStart w:id="0" w:name="_GoBack"/>
+      <w:bookmarkEnd w:id="0"/>
     </w:p>
     <w:p>
       <w:pPr>
@@ -716,8 +724,6 @@
       <w:r>
         <w:t>Then simply import</w:t>
       </w:r>
-      <w:bookmarkStart w:id="0" w:name="_GoBack"/>
-      <w:bookmarkEnd w:id="0"/>
     </w:p>
     <w:p>
       <w:pPr>
